--- a/docassemble/AKA2JBranding/data/templates/learn_reconsider_content.docx
+++ b/docassemble/AKA2JBranding/data/templates/learn_reconsider_content.docx
@@ -341,7 +341,7 @@
         <w:rPr>
           <w:noProof/>
         </w:rPr>
-        <w:t>{{ image_data['image'].show(width='5in%') }}</w:t>
+        <w:t>{{ image_data['image'].show(width='5in') }}</w:t>
       </w:r>
     </w:p>
     <w:p>
@@ -2940,37 +2940,39 @@
         <w:rPr>
           <w:iCs/>
         </w:rPr>
-        <w:t xml:space="preserve"> the M</w:t>
-      </w:r>
-      <w:r>
-        <w:rPr>
-          <w:iCs/>
-        </w:rPr>
-        <w:t>otion</w:t>
-      </w:r>
-      <w:r>
-        <w:rPr>
-          <w:iCs/>
-        </w:rPr>
-        <w:t xml:space="preserve"> </w:t>
-      </w:r>
-      <w:r>
-        <w:rPr>
-          <w:iCs/>
-        </w:rPr>
-        <w:t>to</w:t>
-      </w:r>
-      <w:r>
-        <w:rPr>
-          <w:iCs/>
-        </w:rPr>
-        <w:t xml:space="preserve"> R</w:t>
-      </w:r>
-      <w:r>
-        <w:rPr>
-          <w:iCs/>
-        </w:rPr>
-        <w:t>econsider</w:t>
+        <w:t xml:space="preserve"> the </w:t>
+      </w:r>
+      <w:r>
+        <w:rPr>
+          <w:b/>
+          <w:bCs/>
+          <w:iCs/>
+        </w:rPr>
+        <w:t xml:space="preserve">Motion </w:t>
+      </w:r>
+      <w:r>
+        <w:rPr>
+          <w:b/>
+          <w:bCs/>
+          <w:iCs/>
+        </w:rPr>
+        <w:t xml:space="preserve">for </w:t>
+      </w:r>
+      <w:r>
+        <w:rPr>
+          <w:b/>
+          <w:bCs/>
+          <w:iCs/>
+        </w:rPr>
+        <w:t>Reconsider</w:t>
+      </w:r>
+      <w:r>
+        <w:rPr>
+          <w:b/>
+          <w:bCs/>
+          <w:iCs/>
+        </w:rPr>
+        <w:t>ation</w:t>
       </w:r>
       <w:r>
         <w:rPr>
@@ -3047,6 +3049,12 @@
             <w:rStyle w:val="Hyperlink"/>
           </w:rPr>
           <w:t>Rule</w:t>
+        </w:r>
+        <w:r>
+          <w:rPr>
+            <w:rStyle w:val="Hyperlink"/>
+          </w:rPr>
+          <w:t>s</w:t>
         </w:r>
         <w:r>
           <w:rPr>
